--- a/简历库/通用版/Olina_Liu_Shanghai_EN.docx
+++ b/简历库/通用版/Olina_Liu_Shanghai_EN.docx
@@ -75,7 +75,7 @@
           <w:sz w:val="32"/>
           <w:u w:val="none"/>
         </w:rPr>
-        <w:t>Professional Profile</w:t>
+        <w:t>Professional Summary</w:t>
       </w:r>
     </w:p>
     <w:p>
@@ -85,42 +85,12 @@
       <w:r>
         <w:rPr>
           <w:rFonts w:ascii="Times New Roman" w:hAnsi="Times New Roman" w:eastAsia="Times New Roman"/>
-          <w:b/>
-          <w:i w:val="0"/>
-          <w:sz w:val="21"/>
-          <w:u w:val="none"/>
-        </w:rPr>
-        <w:t>AI-Enabled Program Manager in FinTech</w:t>
-      </w:r>
-      <w:r>
-        <w:rPr>
-          <w:rFonts w:ascii="Times New Roman" w:hAnsi="Times New Roman" w:eastAsia="Times New Roman"/>
           <w:b w:val="0"/>
           <w:i w:val="0"/>
           <w:sz w:val="21"/>
           <w:u w:val="none"/>
         </w:rPr>
-        <w:t xml:space="preserve"> — 14 years delivering cross-border digital transformation in multinational banking and financial services. Systematically integrated AI across the project lifecycle, building a structured PM knowledge base that drove </w:t>
-      </w:r>
-      <w:r>
-        <w:rPr>
-          <w:rFonts w:ascii="Times New Roman" w:hAnsi="Times New Roman" w:eastAsia="Times New Roman"/>
-          <w:b/>
-          <w:i w:val="0"/>
-          <w:sz w:val="21"/>
-          <w:u w:val="none"/>
-        </w:rPr>
-        <w:t>20-25% efficiency gains</w:t>
-      </w:r>
-      <w:r>
-        <w:rPr>
-          <w:rFonts w:ascii="Times New Roman" w:hAnsi="Times New Roman" w:eastAsia="Times New Roman"/>
-          <w:b w:val="0"/>
-          <w:i w:val="0"/>
-          <w:sz w:val="21"/>
-          <w:u w:val="none"/>
-        </w:rPr>
-        <w:t>. Pioneered low-code data hubs enabling ROI-driven demand governance. Proven track record: $50M+ portfolio, #1 APAC ROI (3 consecutive years), zero compliance incidents under China banking regulators.</w:t>
+        <w:t>PMO Lead with extensive experience in portfolio governance and cross-border program delivery across finance, manufacturing, and life sciences. Proven cross-matrix influence across IT/Finance/Supply Chain/Commercial/Legal/Regulatory functions: secured HQ resources for minimal-share business, delivered China's first complete global-system rollout (100% adoption within 2 months), and consistently achieved top APAC portfolio ROI rankings across large-scale, multi-project programs. Strong background in compliance-driven environments (PIPL + GDPR dual compliance, zero audit incidents). Certified PMP and ITIL Foundation. Core capabilities include cross-functional governance, change management, vendor and contract management, data governance and compliance, and hybrid Agile-Waterfall methodology.</w:t>
       </w:r>
     </w:p>
     <w:p>
@@ -152,183 +122,7 @@
           <w:sz w:val="32"/>
           <w:u w:val="none"/>
         </w:rPr>
-        <w:t>Core Competencies</w:t>
-      </w:r>
-    </w:p>
-    <w:p>
-      <w:pPr>
-        <w:spacing w:before="20" w:after="20" w:line="259" w:lineRule="auto"/>
-        <w:ind w:left="283"/>
-      </w:pPr>
-      <w:r>
-        <w:rPr>
-          <w:rFonts w:ascii="Times New Roman" w:hAnsi="Times New Roman" w:eastAsia="Times New Roman"/>
-          <w:b w:val="0"/>
-          <w:i w:val="0"/>
-          <w:sz w:val="21"/>
-          <w:u w:val="none"/>
-        </w:rPr>
-        <w:t xml:space="preserve">•   </w:t>
-      </w:r>
-      <w:r>
-        <w:rPr>
-          <w:rFonts w:ascii="Times New Roman" w:hAnsi="Times New Roman" w:eastAsia="Times New Roman"/>
-          <w:b/>
-          <w:i w:val="0"/>
-          <w:sz w:val="21"/>
-          <w:u w:val="none"/>
-        </w:rPr>
-        <w:t>AI-Enhanced Project Delivery</w:t>
-      </w:r>
-      <w:r>
-        <w:rPr>
-          <w:rFonts w:ascii="Times New Roman" w:hAnsi="Times New Roman" w:eastAsia="Times New Roman"/>
-          <w:b w:val="0"/>
-          <w:i w:val="0"/>
-          <w:sz w:val="21"/>
-          <w:u w:val="none"/>
-        </w:rPr>
-        <w:t>: Systematic AI integration across requirements analysis, risk simulation, and stakeholder communications — 20-25% overall efficiency improvement</w:t>
-      </w:r>
-    </w:p>
-    <w:p>
-      <w:pPr>
-        <w:spacing w:before="20" w:after="20" w:line="259" w:lineRule="auto"/>
-        <w:ind w:left="283"/>
-      </w:pPr>
-      <w:r>
-        <w:rPr>
-          <w:rFonts w:ascii="Times New Roman" w:hAnsi="Times New Roman" w:eastAsia="Times New Roman"/>
-          <w:b w:val="0"/>
-          <w:i w:val="0"/>
-          <w:sz w:val="21"/>
-          <w:u w:val="none"/>
-        </w:rPr>
-        <w:t xml:space="preserve">•   </w:t>
-      </w:r>
-      <w:r>
-        <w:rPr>
-          <w:rFonts w:ascii="Times New Roman" w:hAnsi="Times New Roman" w:eastAsia="Times New Roman"/>
-          <w:b/>
-          <w:i w:val="0"/>
-          <w:sz w:val="21"/>
-          <w:u w:val="none"/>
-        </w:rPr>
-        <w:t>Data-Driven Governance</w:t>
-      </w:r>
-      <w:r>
-        <w:rPr>
-          <w:rFonts w:ascii="Times New Roman" w:hAnsi="Times New Roman" w:eastAsia="Times New Roman"/>
-          <w:b w:val="0"/>
-          <w:i w:val="0"/>
-          <w:sz w:val="21"/>
-          <w:u w:val="none"/>
-        </w:rPr>
-        <w:t>: Low-code project data hub (Feishu) with ROI + utilization analytics driving demand prioritization; Power BI dashboard requirements aligned with HQ reporting standards</w:t>
-      </w:r>
-    </w:p>
-    <w:p>
-      <w:pPr>
-        <w:spacing w:before="20" w:after="20" w:line="259" w:lineRule="auto"/>
-        <w:ind w:left="283"/>
-      </w:pPr>
-      <w:r>
-        <w:rPr>
-          <w:rFonts w:ascii="Times New Roman" w:hAnsi="Times New Roman" w:eastAsia="Times New Roman"/>
-          <w:b w:val="0"/>
-          <w:i w:val="0"/>
-          <w:sz w:val="21"/>
-          <w:u w:val="none"/>
-        </w:rPr>
-        <w:t xml:space="preserve">•   </w:t>
-      </w:r>
-      <w:r>
-        <w:rPr>
-          <w:rFonts w:ascii="Times New Roman" w:hAnsi="Times New Roman" w:eastAsia="Times New Roman"/>
-          <w:b/>
-          <w:i w:val="0"/>
-          <w:sz w:val="21"/>
-          <w:u w:val="none"/>
-        </w:rPr>
-        <w:t>FinTech Compliance</w:t>
-      </w:r>
-      <w:r>
-        <w:rPr>
-          <w:rFonts w:ascii="Times New Roman" w:hAnsi="Times New Roman" w:eastAsia="Times New Roman"/>
-          <w:b w:val="0"/>
-          <w:i w:val="0"/>
-          <w:sz w:val="21"/>
-          <w:u w:val="none"/>
-        </w:rPr>
-        <w:t>: PIPL/GDPR dual-jurisdiction compliance for overseas-hosted banking platforms; 6-year zero-violation record under China banking regulators</w:t>
-      </w:r>
-    </w:p>
-    <w:p>
-      <w:pPr>
-        <w:spacing w:before="20" w:after="20" w:line="259" w:lineRule="auto"/>
-        <w:ind w:left="283"/>
-      </w:pPr>
-      <w:r>
-        <w:rPr>
-          <w:rFonts w:ascii="Times New Roman" w:hAnsi="Times New Roman" w:eastAsia="Times New Roman"/>
-          <w:b w:val="0"/>
-          <w:i w:val="0"/>
-          <w:sz w:val="21"/>
-          <w:u w:val="none"/>
-        </w:rPr>
-        <w:t xml:space="preserve">•   </w:t>
-      </w:r>
-      <w:r>
-        <w:rPr>
-          <w:rFonts w:ascii="Times New Roman" w:hAnsi="Times New Roman" w:eastAsia="Times New Roman"/>
-          <w:b/>
-          <w:i w:val="0"/>
-          <w:sz w:val="21"/>
-          <w:u w:val="none"/>
-        </w:rPr>
-        <w:t>Portfolio Management</w:t>
-      </w:r>
-      <w:r>
-        <w:rPr>
-          <w:rFonts w:ascii="Times New Roman" w:hAnsi="Times New Roman" w:eastAsia="Times New Roman"/>
-          <w:b w:val="0"/>
-          <w:i w:val="0"/>
-          <w:sz w:val="21"/>
-          <w:u w:val="none"/>
-        </w:rPr>
-        <w:t>: $50M+ IT delivery portfolio, 15+ concurrent projects, cross-client requirement consolidation</w:t>
-      </w:r>
-    </w:p>
-    <w:p>
-      <w:pPr>
-        <w:spacing w:before="160" w:after="160" w:line="259" w:lineRule="auto"/>
-        <w:jc w:val="center"/>
-      </w:pPr>
-      <w:r>
-        <w:rPr>
-          <w:rFonts w:ascii="Times New Roman" w:hAnsi="Times New Roman" w:eastAsia="Times New Roman"/>
-          <w:b w:val="0"/>
-          <w:i w:val="0"/>
-          <w:color w:val="CCCCCC"/>
-          <w:sz w:val="16"/>
-          <w:u w:val="none"/>
-        </w:rPr>
-        <w:t>────────────────────────────────────────────────────────────</w:t>
-      </w:r>
-    </w:p>
-    <w:p>
-      <w:pPr>
-        <w:spacing w:before="240" w:after="120" w:line="259" w:lineRule="auto"/>
-      </w:pPr>
-      <w:r>
-        <w:rPr>
-          <w:rFonts w:ascii="Times New Roman" w:hAnsi="Times New Roman" w:eastAsia="Times New Roman"/>
-          <w:b/>
-          <w:i w:val="0"/>
-          <w:sz w:val="32"/>
-          <w:u w:val="none"/>
-        </w:rPr>
-        <w:t>Experience</w:t>
+        <w:t>Professional Experience</w:t>
       </w:r>
     </w:p>
     <w:p>
@@ -343,7 +137,7 @@
           <w:sz w:val="28"/>
           <w:u w:val="none"/>
         </w:rPr>
-        <w:t>BPCE Equipment Solutions (Groupe BPCE, France) | 2022/11 – Present</w:t>
+        <w:t>BPCE Equipment Solutions | Shanghai</w:t>
       </w:r>
     </w:p>
     <w:p>
@@ -358,7 +152,17 @@
           <w:sz w:val="21"/>
           <w:u w:val="none"/>
         </w:rPr>
-        <w:t>IT Project Manager, OPS/IT | Reports to: COO | Shanghai</w:t>
+        <w:t>IT Project Manager</w:t>
+      </w:r>
+      <w:r>
+        <w:rPr>
+          <w:rFonts w:ascii="Times New Roman" w:hAnsi="Times New Roman" w:eastAsia="Times New Roman"/>
+          <w:b w:val="0"/>
+          <w:i w:val="0"/>
+          <w:sz w:val="21"/>
+          <w:u w:val="none"/>
+        </w:rPr>
+        <w:t xml:space="preserve"> | Nov 2022 – Present</w:t>
       </w:r>
     </w:p>
     <w:p>
@@ -369,277 +173,11 @@
         <w:rPr>
           <w:rFonts w:ascii="Times New Roman" w:hAnsi="Times New Roman" w:eastAsia="Times New Roman"/>
           <w:b w:val="0"/>
-          <w:i w:val="0"/>
+          <w:i/>
           <w:sz w:val="21"/>
           <w:u w:val="none"/>
         </w:rPr>
-        <w:t>Sole full-time PM for China operations. End-to-end ownership of IT system delivery, budget governance, and AI-driven process innovation.</w:t>
-      </w:r>
-    </w:p>
-    <w:p>
-      <w:pPr>
-        <w:spacing w:before="60" w:after="40" w:line="259" w:lineRule="auto"/>
-      </w:pPr>
-      <w:r>
-        <w:rPr>
-          <w:rFonts w:ascii="Times New Roman" w:hAnsi="Times New Roman" w:eastAsia="Times New Roman"/>
-          <w:b/>
-          <w:i w:val="0"/>
-          <w:sz w:val="21"/>
-          <w:u w:val="none"/>
-        </w:rPr>
-        <w:t>AI-Enabled Project Management</w:t>
-      </w:r>
-      <w:r>
-        <w:rPr>
-          <w:rFonts w:ascii="Times New Roman" w:hAnsi="Times New Roman" w:eastAsia="Times New Roman"/>
-          <w:b w:val="0"/>
-          <w:i w:val="0"/>
-          <w:sz w:val="21"/>
-          <w:u w:val="none"/>
-        </w:rPr>
-        <w:br/>
-        <w:t xml:space="preserve">- Built a structured PM knowledge base (decision frameworks, historical cases, business rules) integrated with AI tools across the project lifecycle — </w:t>
-      </w:r>
-      <w:r>
-        <w:rPr>
-          <w:rFonts w:ascii="Times New Roman" w:hAnsi="Times New Roman" w:eastAsia="Times New Roman"/>
-          <w:b/>
-          <w:i w:val="0"/>
-          <w:sz w:val="21"/>
-          <w:u w:val="none"/>
-        </w:rPr>
-        <w:t>20-25% overall efficiency improvement</w:t>
-      </w:r>
-      <w:r>
-        <w:rPr>
-          <w:rFonts w:ascii="Times New Roman" w:hAnsi="Times New Roman" w:eastAsia="Times New Roman"/>
-          <w:b w:val="0"/>
-          <w:i w:val="0"/>
-          <w:sz w:val="21"/>
-          <w:u w:val="none"/>
-        </w:rPr>
-        <w:t>, requirements analysis cycle shortened ~15%, daily management time saved ~25%</w:t>
-        <w:br/>
-        <w:t>- Designed and implemented low-code project data hub (Feishu multidimensional tables) covering requirements, test cases, risks, changes, and milestones — replaced scattered Excel/email silos with single source of truth</w:t>
-        <w:br/>
-        <w:t>- Led Power BI operational dashboard requirements analysis, aligning China KPI needs with HQ BI team templates; defined data sources, refresh frequency, and access control requirements</w:t>
-        <w:br/>
-        <w:t>- Established data-driven demand prioritization framework using ROI + business utilization analytics, shifting prioritization from subjective debate to evidence-based decision-making</w:t>
-      </w:r>
-    </w:p>
-    <w:p>
-      <w:pPr>
-        <w:spacing w:before="60" w:after="40" w:line="259" w:lineRule="auto"/>
-      </w:pPr>
-      <w:r>
-        <w:rPr>
-          <w:rFonts w:ascii="Times New Roman" w:hAnsi="Times New Roman" w:eastAsia="Times New Roman"/>
-          <w:b/>
-          <w:i w:val="0"/>
-          <w:sz w:val="21"/>
-          <w:u w:val="none"/>
-        </w:rPr>
-        <w:t>Cross-Border Digital Transformation</w:t>
-      </w:r>
-      <w:r>
-        <w:rPr>
-          <w:rFonts w:ascii="Times New Roman" w:hAnsi="Times New Roman" w:eastAsia="Times New Roman"/>
-          <w:b w:val="0"/>
-          <w:i w:val="0"/>
-          <w:sz w:val="21"/>
-          <w:u w:val="none"/>
-        </w:rPr>
-        <w:br/>
-        <w:t>- Built business cases positioning China needs as HQ-KPI accelerators, securing priority engineering capacity and Phase 2 funding for China — smallest global entity by share — under competitive cost-allocation</w:t>
-        <w:br/>
-        <w:t xml:space="preserve">- Delivered BPCE's first complete global-entity go-live (3 core systems): </w:t>
-      </w:r>
-      <w:r>
-        <w:rPr>
-          <w:rFonts w:ascii="Times New Roman" w:hAnsi="Times New Roman" w:eastAsia="Times New Roman"/>
-          <w:b/>
-          <w:i w:val="0"/>
-          <w:sz w:val="21"/>
-          <w:u w:val="none"/>
-        </w:rPr>
-        <w:t>100% business adoption within 2 months</w:t>
-      </w:r>
-      <w:r>
-        <w:rPr>
-          <w:rFonts w:ascii="Times New Roman" w:hAnsi="Times New Roman" w:eastAsia="Times New Roman"/>
-          <w:b w:val="0"/>
-          <w:i w:val="0"/>
-          <w:sz w:val="21"/>
-          <w:u w:val="none"/>
-        </w:rPr>
-        <w:t xml:space="preserve">, zero critical defects, deployment adopted as </w:t>
-      </w:r>
-      <w:r>
-        <w:rPr>
-          <w:rFonts w:ascii="Times New Roman" w:hAnsi="Times New Roman" w:eastAsia="Times New Roman"/>
-          <w:b/>
-          <w:i w:val="0"/>
-          <w:sz w:val="21"/>
-          <w:u w:val="none"/>
-        </w:rPr>
-        <w:t>replicable global template</w:t>
-      </w:r>
-      <w:r>
-        <w:rPr>
-          <w:rFonts w:ascii="Times New Roman" w:hAnsi="Times New Roman" w:eastAsia="Times New Roman"/>
-          <w:b w:val="0"/>
-          <w:i w:val="0"/>
-          <w:sz w:val="21"/>
-          <w:u w:val="none"/>
-        </w:rPr>
-        <w:br/>
-        <w:t>- Owned dual-dimension IT budget governance (P&amp;L + cash-out tracking) with quantified build-vs-benefit trade-offs; shaped 70% operational cost reduction roadmap embedded in HQ strategic planning</w:t>
-      </w:r>
-    </w:p>
-    <w:p>
-      <w:pPr>
-        <w:spacing w:before="60" w:after="40" w:line="259" w:lineRule="auto"/>
-      </w:pPr>
-      <w:r>
-        <w:rPr>
-          <w:rFonts w:ascii="Times New Roman" w:hAnsi="Times New Roman" w:eastAsia="Times New Roman"/>
-          <w:b/>
-          <w:i w:val="0"/>
-          <w:sz w:val="21"/>
-          <w:u w:val="none"/>
-        </w:rPr>
-        <w:t>Regulatory Compliance</w:t>
-      </w:r>
-      <w:r>
-        <w:rPr>
-          <w:rFonts w:ascii="Times New Roman" w:hAnsi="Times New Roman" w:eastAsia="Times New Roman"/>
-          <w:b w:val="0"/>
-          <w:i w:val="0"/>
-          <w:sz w:val="21"/>
-          <w:u w:val="none"/>
-        </w:rPr>
-        <w:br/>
-        <w:t>- Drove China-side PIPL compliance workstream for overseas-hosted banking platforms: delivered Personal Information Protection Impact Assessment (PIPIA) and end-to-end data mapping</w:t>
-        <w:br/>
-        <w:t>- Sustained PIPL + EU GDPR dual-jurisdiction alignment across 2-year rollout cycle in partnership with local legal counsel and HQ data protection teams</w:t>
-      </w:r>
-    </w:p>
-    <w:p>
-      <w:pPr>
-        <w:spacing w:before="240" w:after="80" w:line="259" w:lineRule="auto"/>
-      </w:pPr>
-      <w:r>
-        <w:rPr>
-          <w:rFonts w:ascii="Times New Roman" w:hAnsi="Times New Roman" w:eastAsia="Times New Roman"/>
-          <w:b/>
-          <w:i w:val="0"/>
-          <w:sz w:val="28"/>
-          <w:u w:val="none"/>
-        </w:rPr>
-        <w:t>NCR Corporation | 2016/09 – 2022/11</w:t>
-      </w:r>
-    </w:p>
-    <w:p>
-      <w:pPr>
-        <w:spacing w:before="120" w:after="60" w:line="259" w:lineRule="auto"/>
-      </w:pPr>
-      <w:r>
-        <w:rPr>
-          <w:rFonts w:ascii="Times New Roman" w:hAnsi="Times New Roman" w:eastAsia="Times New Roman"/>
-          <w:b/>
-          <w:i w:val="0"/>
-          <w:sz w:val="21"/>
-          <w:u w:val="none"/>
-        </w:rPr>
-        <w:t>Program Manager, PMO | Shanghai</w:t>
-      </w:r>
-    </w:p>
-    <w:p>
-      <w:pPr>
-        <w:spacing w:before="60" w:after="40" w:line="259" w:lineRule="auto"/>
-      </w:pPr>
-      <w:r>
-        <w:rPr>
-          <w:rFonts w:ascii="Times New Roman" w:hAnsi="Times New Roman" w:eastAsia="Times New Roman"/>
-          <w:b w:val="0"/>
-          <w:i w:val="0"/>
-          <w:sz w:val="21"/>
-          <w:u w:val="none"/>
-        </w:rPr>
-        <w:t>Managed $50M+ IT delivery portfolio spanning 15+ concurrent projects across Greater China, covering two major industry KA clients.</w:t>
-      </w:r>
-    </w:p>
-    <w:p>
-      <w:pPr>
-        <w:spacing w:before="20" w:after="20" w:line="259" w:lineRule="auto"/>
-        <w:ind w:left="283"/>
-      </w:pPr>
-      <w:r>
-        <w:rPr>
-          <w:rFonts w:ascii="Times New Roman" w:hAnsi="Times New Roman" w:eastAsia="Times New Roman"/>
-          <w:b w:val="0"/>
-          <w:i w:val="0"/>
-          <w:sz w:val="21"/>
-          <w:u w:val="none"/>
-        </w:rPr>
-        <w:t xml:space="preserve">•   </w:t>
-      </w:r>
-      <w:r>
-        <w:rPr>
-          <w:rFonts w:ascii="Times New Roman" w:hAnsi="Times New Roman" w:eastAsia="Times New Roman"/>
-          <w:b/>
-          <w:i w:val="0"/>
-          <w:sz w:val="21"/>
-          <w:u w:val="none"/>
-        </w:rPr>
-        <w:t>#1 APAC ROI</w:t>
-      </w:r>
-      <w:r>
-        <w:rPr>
-          <w:rFonts w:ascii="Times New Roman" w:hAnsi="Times New Roman" w:eastAsia="Times New Roman"/>
-          <w:b w:val="0"/>
-          <w:i w:val="0"/>
-          <w:sz w:val="21"/>
-          <w:u w:val="none"/>
-        </w:rPr>
-        <w:t xml:space="preserve"> for 3 consecutive years (2019-2021) through cross-portfolio requirement consolidation and resource optimization</w:t>
-      </w:r>
-    </w:p>
-    <w:p>
-      <w:pPr>
-        <w:spacing w:before="20" w:after="20" w:line="259" w:lineRule="auto"/>
-        <w:ind w:left="283"/>
-      </w:pPr>
-      <w:r>
-        <w:rPr>
-          <w:rFonts w:ascii="Times New Roman" w:hAnsi="Times New Roman" w:eastAsia="Times New Roman"/>
-          <w:b w:val="0"/>
-          <w:i w:val="0"/>
-          <w:sz w:val="21"/>
-          <w:u w:val="none"/>
-        </w:rPr>
-        <w:t xml:space="preserve">•   </w:t>
-      </w:r>
-      <w:r>
-        <w:rPr>
-          <w:rFonts w:ascii="Times New Roman" w:hAnsi="Times New Roman" w:eastAsia="Times New Roman"/>
-          <w:b/>
-          <w:i w:val="0"/>
-          <w:sz w:val="21"/>
-          <w:u w:val="none"/>
-        </w:rPr>
-        <w:t>20+ production releases with zero major deployment failures</w:t>
-      </w:r>
-      <w:r>
-        <w:rPr>
-          <w:rFonts w:ascii="Times New Roman" w:hAnsi="Times New Roman" w:eastAsia="Times New Roman"/>
-          <w:b w:val="0"/>
-          <w:i w:val="0"/>
-          <w:sz w:val="21"/>
-          <w:u w:val="none"/>
-        </w:rPr>
-        <w:t>; zero financial data compliance incidents over 3-year audit period</w:t>
+        <w:t>Managed China IT delivery as the sole full-time PM, reporting to COO, with dual budget responsibility (P&amp;L and cash-out).</w:t>
       </w:r>
     </w:p>
     <w:p>
@@ -665,7 +203,27 @@
           <w:sz w:val="21"/>
           <w:u w:val="none"/>
         </w:rPr>
-        <w:t>Cross-portfolio SME in RFP and QBR forums; owned vendor scorecards and SLA analytics</w:t>
+        <w:t xml:space="preserve">Led China's first complete rollout of global ONE Platform, achieving </w:t>
+      </w:r>
+      <w:r>
+        <w:rPr>
+          <w:rFonts w:ascii="Times New Roman" w:hAnsi="Times New Roman" w:eastAsia="Times New Roman"/>
+          <w:b/>
+          <w:i w:val="0"/>
+          <w:sz w:val="21"/>
+          <w:u w:val="none"/>
+        </w:rPr>
+        <w:t>100% business utilization within 2 months</w:t>
+      </w:r>
+      <w:r>
+        <w:rPr>
+          <w:rFonts w:ascii="Times New Roman" w:hAnsi="Times New Roman" w:eastAsia="Times New Roman"/>
+          <w:b w:val="0"/>
+          <w:i w:val="0"/>
+          <w:sz w:val="21"/>
+          <w:u w:val="none"/>
+        </w:rPr>
+        <w:t xml:space="preserve"> and becoming the first entity globally to achieve full system rollout</w:t>
       </w:r>
     </w:p>
     <w:p>
@@ -691,7 +249,7 @@
           <w:sz w:val="21"/>
           <w:u w:val="none"/>
         </w:rPr>
-        <w:t xml:space="preserve">EPM system China rollout: </w:t>
+        <w:t xml:space="preserve">China deployment model </w:t>
       </w:r>
       <w:r>
         <w:rPr>
@@ -701,7 +259,7 @@
           <w:sz w:val="21"/>
           <w:u w:val="none"/>
         </w:rPr>
-        <w:t>30%人力资源节约</w:t>
+        <w:t>adopted as global replicable template</w:t>
       </w:r>
       <w:r>
         <w:rPr>
@@ -711,7 +269,106 @@
           <w:sz w:val="21"/>
           <w:u w:val="none"/>
         </w:rPr>
-        <w:t>, zero data-migration incidents, 95% user adoption within 3 months</w:t>
+        <w:t>, securing second-phase HQ resource commitment; drove 70% operational cost reduction roadmap</w:t>
+      </w:r>
+    </w:p>
+    <w:p>
+      <w:pPr>
+        <w:spacing w:before="20" w:after="20" w:line="259" w:lineRule="auto"/>
+        <w:ind w:left="283"/>
+      </w:pPr>
+      <w:r>
+        <w:rPr>
+          <w:rFonts w:ascii="Times New Roman" w:hAnsi="Times New Roman" w:eastAsia="Times New Roman"/>
+          <w:b w:val="0"/>
+          <w:i w:val="0"/>
+          <w:sz w:val="21"/>
+          <w:u w:val="none"/>
+        </w:rPr>
+        <w:t xml:space="preserve">•   </w:t>
+      </w:r>
+      <w:r>
+        <w:rPr>
+          <w:rFonts w:ascii="Times New Roman" w:hAnsi="Times New Roman" w:eastAsia="Times New Roman"/>
+          <w:b w:val="0"/>
+          <w:i w:val="0"/>
+          <w:sz w:val="21"/>
+          <w:u w:val="none"/>
+        </w:rPr>
+        <w:t xml:space="preserve">Delivered PIPL compliance workstream with local legal counsel and HQ data protection teams, maintaining </w:t>
+      </w:r>
+      <w:r>
+        <w:rPr>
+          <w:rFonts w:ascii="Times New Roman" w:hAnsi="Times New Roman" w:eastAsia="Times New Roman"/>
+          <w:b/>
+          <w:i w:val="0"/>
+          <w:sz w:val="21"/>
+          <w:u w:val="none"/>
+        </w:rPr>
+        <w:t>zero compliance violations</w:t>
+      </w:r>
+      <w:r>
+        <w:rPr>
+          <w:rFonts w:ascii="Times New Roman" w:hAnsi="Times New Roman" w:eastAsia="Times New Roman"/>
+          <w:b w:val="0"/>
+          <w:i w:val="0"/>
+          <w:sz w:val="21"/>
+          <w:u w:val="none"/>
+        </w:rPr>
+        <w:t xml:space="preserve"> in China's regulated banking environment (3+ years)</w:t>
+      </w:r>
+    </w:p>
+    <w:p>
+      <w:pPr>
+        <w:spacing w:before="20" w:after="20" w:line="259" w:lineRule="auto"/>
+        <w:ind w:left="283"/>
+      </w:pPr>
+      <w:r>
+        <w:rPr>
+          <w:rFonts w:ascii="Times New Roman" w:hAnsi="Times New Roman" w:eastAsia="Times New Roman"/>
+          <w:b w:val="0"/>
+          <w:i w:val="0"/>
+          <w:sz w:val="21"/>
+          <w:u w:val="none"/>
+        </w:rPr>
+        <w:t xml:space="preserve">•   </w:t>
+      </w:r>
+      <w:r>
+        <w:rPr>
+          <w:rFonts w:ascii="Times New Roman" w:hAnsi="Times New Roman" w:eastAsia="Times New Roman"/>
+          <w:b w:val="0"/>
+          <w:i w:val="0"/>
+          <w:sz w:val="21"/>
+          <w:u w:val="none"/>
+        </w:rPr>
+        <w:t xml:space="preserve">Built structured PM knowledge base and applied knowledge-based AI frameworks across project lifecycle, driving </w:t>
+      </w:r>
+      <w:r>
+        <w:rPr>
+          <w:rFonts w:ascii="Times New Roman" w:hAnsi="Times New Roman" w:eastAsia="Times New Roman"/>
+          <w:b/>
+          <w:i w:val="0"/>
+          <w:sz w:val="21"/>
+          <w:u w:val="none"/>
+        </w:rPr>
+        <w:t>20-25% efficiency improvement</w:t>
+      </w:r>
+    </w:p>
+    <w:p>
+      <w:pPr>
+        <w:spacing w:before="160" w:after="160" w:line="259" w:lineRule="auto"/>
+        <w:jc w:val="center"/>
+      </w:pPr>
+      <w:r>
+        <w:rPr>
+          <w:rFonts w:ascii="Times New Roman" w:hAnsi="Times New Roman" w:eastAsia="Times New Roman"/>
+          <w:b w:val="0"/>
+          <w:i w:val="0"/>
+          <w:color w:val="CCCCCC"/>
+          <w:sz w:val="16"/>
+          <w:u w:val="none"/>
+        </w:rPr>
+        <w:t>────────────────────────────────────────────────────────────</w:t>
       </w:r>
     </w:p>
     <w:p>
@@ -726,7 +383,7 @@
           <w:sz w:val="28"/>
           <w:u w:val="none"/>
         </w:rPr>
-        <w:t>WuXi AppTec | 2015/05 – 2016/08</w:t>
+        <w:t>NCR Corporation | Shanghai</w:t>
       </w:r>
     </w:p>
     <w:p>
@@ -741,7 +398,17 @@
           <w:sz w:val="21"/>
           <w:u w:val="none"/>
         </w:rPr>
-        <w:t>Senior Project Manager, Commercial Operations | Shanghai</w:t>
+        <w:t>Program Manager, PMO</w:t>
+      </w:r>
+      <w:r>
+        <w:rPr>
+          <w:rFonts w:ascii="Times New Roman" w:hAnsi="Times New Roman" w:eastAsia="Times New Roman"/>
+          <w:b w:val="0"/>
+          <w:i w:val="0"/>
+          <w:sz w:val="21"/>
+          <w:u w:val="none"/>
+        </w:rPr>
+        <w:t xml:space="preserve"> | Sep 2016 – Nov 2022 (6 years 2 months)</w:t>
       </w:r>
     </w:p>
     <w:p>
@@ -752,11 +419,195 @@
         <w:rPr>
           <w:rFonts w:ascii="Times New Roman" w:hAnsi="Times New Roman" w:eastAsia="Times New Roman"/>
           <w:b w:val="0"/>
+          <w:i/>
+          <w:sz w:val="21"/>
+          <w:u w:val="none"/>
+        </w:rPr>
+        <w:t>Managed $50M+ IT delivery portfolio across Greater China (Mainland, Hong Kong, Taiwan), overseeing 15+ concurrent projects.</w:t>
+      </w:r>
+    </w:p>
+    <w:p>
+      <w:pPr>
+        <w:spacing w:before="60" w:after="40" w:line="259" w:lineRule="auto"/>
+      </w:pPr>
+      <w:r>
+        <w:rPr>
+          <w:rFonts w:ascii="Times New Roman" w:hAnsi="Times New Roman" w:eastAsia="Times New Roman"/>
+          <w:b/>
           <w:i w:val="0"/>
           <w:sz w:val="21"/>
           <w:u w:val="none"/>
         </w:rPr>
-        <w:t>Cross-functional project management balancing laboratory data-sharing requirements with IP protection standards; established Lean Six Sigma problem-resolution framework.</w:t>
+        <w:t>Portfolio &amp; Resource Governance:</w:t>
+      </w:r>
+      <w:r>
+        <w:rPr>
+          <w:rFonts w:ascii="Times New Roman" w:hAnsi="Times New Roman" w:eastAsia="Times New Roman"/>
+          <w:b w:val="0"/>
+          <w:i w:val="0"/>
+          <w:sz w:val="21"/>
+          <w:u w:val="none"/>
+        </w:rPr>
+        <w:br/>
+        <w:t xml:space="preserve">- Optimized resource allocation across 15+ parallel projects, achieving </w:t>
+      </w:r>
+      <w:r>
+        <w:rPr>
+          <w:rFonts w:ascii="Times New Roman" w:hAnsi="Times New Roman" w:eastAsia="Times New Roman"/>
+          <w:b/>
+          <w:i w:val="0"/>
+          <w:sz w:val="21"/>
+          <w:u w:val="none"/>
+        </w:rPr>
+        <w:t>3 consecutive years (2019-2021) of ROI ranking #1 in APAC</w:t>
+      </w:r>
+      <w:r>
+        <w:rPr>
+          <w:rFonts w:ascii="Times New Roman" w:hAnsi="Times New Roman" w:eastAsia="Times New Roman"/>
+          <w:b w:val="0"/>
+          <w:i w:val="0"/>
+          <w:sz w:val="21"/>
+          <w:u w:val="none"/>
+        </w:rPr>
+        <w:br/>
+        <w:t>- Applied data-driven analytics to consolidate cross-customer requirements and optimize engineering capacity utilization</w:t>
+        <w:br/>
+        <w:t>- Established cross-functional communication channels between sales, operations, and development teams</w:t>
+      </w:r>
+    </w:p>
+    <w:p>
+      <w:pPr>
+        <w:spacing w:before="60" w:after="40" w:line="259" w:lineRule="auto"/>
+      </w:pPr>
+      <w:r>
+        <w:rPr>
+          <w:rFonts w:ascii="Times New Roman" w:hAnsi="Times New Roman" w:eastAsia="Times New Roman"/>
+          <w:b/>
+          <w:i w:val="0"/>
+          <w:sz w:val="21"/>
+          <w:u w:val="none"/>
+        </w:rPr>
+        <w:t>Supply Chain &amp; Cost Optimization:</w:t>
+      </w:r>
+      <w:r>
+        <w:rPr>
+          <w:rFonts w:ascii="Times New Roman" w:hAnsi="Times New Roman" w:eastAsia="Times New Roman"/>
+          <w:b w:val="0"/>
+          <w:i w:val="0"/>
+          <w:sz w:val="21"/>
+          <w:u w:val="none"/>
+        </w:rPr>
+        <w:br/>
+        <w:t xml:space="preserve">- Led Yum! (KFC/Pizza Hut) East China business transformation, delivering </w:t>
+      </w:r>
+      <w:r>
+        <w:rPr>
+          <w:rFonts w:ascii="Times New Roman" w:hAnsi="Times New Roman" w:eastAsia="Times New Roman"/>
+          <w:b/>
+          <w:i w:val="0"/>
+          <w:sz w:val="21"/>
+          <w:u w:val="none"/>
+        </w:rPr>
+        <w:t>5% spare parts warehouse cost savings</w:t>
+      </w:r>
+      <w:r>
+        <w:rPr>
+          <w:rFonts w:ascii="Times New Roman" w:hAnsi="Times New Roman" w:eastAsia="Times New Roman"/>
+          <w:b w:val="0"/>
+          <w:i w:val="0"/>
+          <w:sz w:val="21"/>
+          <w:u w:val="none"/>
+        </w:rPr>
+        <w:t xml:space="preserve"> and </w:t>
+      </w:r>
+      <w:r>
+        <w:rPr>
+          <w:rFonts w:ascii="Times New Roman" w:hAnsi="Times New Roman" w:eastAsia="Times New Roman"/>
+          <w:b/>
+          <w:i w:val="0"/>
+          <w:sz w:val="21"/>
+          <w:u w:val="none"/>
+        </w:rPr>
+        <w:t>20% labor cost reduction</w:t>
+      </w:r>
+      <w:r>
+        <w:rPr>
+          <w:rFonts w:ascii="Times New Roman" w:hAnsi="Times New Roman" w:eastAsia="Times New Roman"/>
+          <w:b w:val="0"/>
+          <w:i w:val="0"/>
+          <w:sz w:val="21"/>
+          <w:u w:val="none"/>
+        </w:rPr>
+        <w:br/>
+        <w:t>- Developed and executed vendor scorecard and SLA analysis framework to improve service delivery quality</w:t>
+        <w:br/>
+        <w:t>- Transformation framework replicated to 3 additional accounts</w:t>
+      </w:r>
+    </w:p>
+    <w:p>
+      <w:pPr>
+        <w:spacing w:before="60" w:after="40" w:line="259" w:lineRule="auto"/>
+      </w:pPr>
+      <w:r>
+        <w:rPr>
+          <w:rFonts w:ascii="Times New Roman" w:hAnsi="Times New Roman" w:eastAsia="Times New Roman"/>
+          <w:b/>
+          <w:i w:val="0"/>
+          <w:sz w:val="21"/>
+          <w:u w:val="none"/>
+        </w:rPr>
+        <w:t>System Rollout &amp; Process Standardization:</w:t>
+      </w:r>
+      <w:r>
+        <w:rPr>
+          <w:rFonts w:ascii="Times New Roman" w:hAnsi="Times New Roman" w:eastAsia="Times New Roman"/>
+          <w:b w:val="0"/>
+          <w:i w:val="0"/>
+          <w:sz w:val="21"/>
+          <w:u w:val="none"/>
+        </w:rPr>
+        <w:br/>
+        <w:t xml:space="preserve">- Led EPM (Enterprise Project Management) system rollout in China: delivered 30% manpower resource savings, zero data migration incidents, and </w:t>
+      </w:r>
+      <w:r>
+        <w:rPr>
+          <w:rFonts w:ascii="Times New Roman" w:hAnsi="Times New Roman" w:eastAsia="Times New Roman"/>
+          <w:b/>
+          <w:i w:val="0"/>
+          <w:sz w:val="21"/>
+          <w:u w:val="none"/>
+        </w:rPr>
+        <w:t>95% user adoption within 3 months</w:t>
+      </w:r>
+      <w:r>
+        <w:rPr>
+          <w:rFonts w:ascii="Times New Roman" w:hAnsi="Times New Roman" w:eastAsia="Times New Roman"/>
+          <w:b w:val="0"/>
+          <w:i w:val="0"/>
+          <w:sz w:val="21"/>
+          <w:u w:val="none"/>
+        </w:rPr>
+        <w:br/>
+        <w:t>- Established standardization frameworks using Lean Six Sigma Yellow Belt methodology for problem-solving</w:t>
+        <w:br/>
+        <w:t>- 20+ production releases with zero critical deployment failures; 3-year audit period with zero financial compliance incidents</w:t>
+      </w:r>
+    </w:p>
+    <w:p>
+      <w:pPr>
+        <w:spacing w:before="160" w:after="160" w:line="259" w:lineRule="auto"/>
+        <w:jc w:val="center"/>
+      </w:pPr>
+      <w:r>
+        <w:rPr>
+          <w:rFonts w:ascii="Times New Roman" w:hAnsi="Times New Roman" w:eastAsia="Times New Roman"/>
+          <w:b w:val="0"/>
+          <w:i w:val="0"/>
+          <w:color w:val="CCCCCC"/>
+          <w:sz w:val="16"/>
+          <w:u w:val="none"/>
+        </w:rPr>
+        <w:t>────────────────────────────────────────────────────────────</w:t>
       </w:r>
     </w:p>
     <w:p>
@@ -771,7 +622,7 @@
           <w:sz w:val="28"/>
           <w:u w:val="none"/>
         </w:rPr>
-        <w:t>Hertz RAC | 2011/12 – 2015/04</w:t>
+        <w:t>WuXi AppTec | Shanghai</w:t>
       </w:r>
     </w:p>
     <w:p>
@@ -786,7 +637,17 @@
           <w:sz w:val="21"/>
           <w:u w:val="none"/>
         </w:rPr>
-        <w:t>Customer Care Supervisor | Reports to: China President (SVP) | Shanghai</w:t>
+        <w:t>Project Manager, Commercial Operations</w:t>
+      </w:r>
+      <w:r>
+        <w:rPr>
+          <w:rFonts w:ascii="Times New Roman" w:hAnsi="Times New Roman" w:eastAsia="Times New Roman"/>
+          <w:b w:val="0"/>
+          <w:i w:val="0"/>
+          <w:sz w:val="21"/>
+          <w:u w:val="none"/>
+        </w:rPr>
+        <w:t xml:space="preserve"> | May 2015 – Aug 2016 (1 year 3 months)</w:t>
       </w:r>
     </w:p>
     <w:p>
@@ -797,11 +658,239 @@
         <w:rPr>
           <w:rFonts w:ascii="Times New Roman" w:hAnsi="Times New Roman" w:eastAsia="Times New Roman"/>
           <w:b w:val="0"/>
+          <w:i/>
+          <w:sz w:val="21"/>
+          <w:u w:val="none"/>
+        </w:rPr>
+        <w:t>Managed cross-functional projects balancing laboratory data sharing requirements with IP protection standards.</w:t>
+      </w:r>
+    </w:p>
+    <w:p>
+      <w:pPr>
+        <w:spacing w:before="20" w:after="20" w:line="259" w:lineRule="auto"/>
+        <w:ind w:left="283"/>
+      </w:pPr>
+      <w:r>
+        <w:rPr>
+          <w:rFonts w:ascii="Times New Roman" w:hAnsi="Times New Roman" w:eastAsia="Times New Roman"/>
+          <w:b w:val="0"/>
           <w:i w:val="0"/>
           <w:sz w:val="21"/>
           <w:u w:val="none"/>
         </w:rPr>
-        <w:t>Developed first standardized after-sales handbook through global collaboration; established vendor scorecard and SLA analysis frameworks during M&amp;A integration.</w:t>
+        <w:t xml:space="preserve">•   </w:t>
+      </w:r>
+      <w:r>
+        <w:rPr>
+          <w:rFonts w:ascii="Times New Roman" w:hAnsi="Times New Roman" w:eastAsia="Times New Roman"/>
+          <w:b w:val="0"/>
+          <w:i w:val="0"/>
+          <w:sz w:val="21"/>
+          <w:u w:val="none"/>
+        </w:rPr>
+        <w:t>Integrated multi-lab progress tracking and established timely feedback mechanisms between business units and clients</w:t>
+      </w:r>
+    </w:p>
+    <w:p>
+      <w:pPr>
+        <w:spacing w:before="20" w:after="20" w:line="259" w:lineRule="auto"/>
+        <w:ind w:left="283"/>
+      </w:pPr>
+      <w:r>
+        <w:rPr>
+          <w:rFonts w:ascii="Times New Roman" w:hAnsi="Times New Roman" w:eastAsia="Times New Roman"/>
+          <w:b w:val="0"/>
+          <w:i w:val="0"/>
+          <w:sz w:val="21"/>
+          <w:u w:val="none"/>
+        </w:rPr>
+        <w:t xml:space="preserve">•   </w:t>
+      </w:r>
+      <w:r>
+        <w:rPr>
+          <w:rFonts w:ascii="Times New Roman" w:hAnsi="Times New Roman" w:eastAsia="Times New Roman"/>
+          <w:b w:val="0"/>
+          <w:i w:val="0"/>
+          <w:sz w:val="21"/>
+          <w:u w:val="none"/>
+        </w:rPr>
+        <w:t>Built Lean Six Sigma Yellow Belt project framework for structured problem-solving</w:t>
+      </w:r>
+    </w:p>
+    <w:p>
+      <w:pPr>
+        <w:spacing w:before="20" w:after="20" w:line="259" w:lineRule="auto"/>
+        <w:ind w:left="283"/>
+      </w:pPr>
+      <w:r>
+        <w:rPr>
+          <w:rFonts w:ascii="Times New Roman" w:hAnsi="Times New Roman" w:eastAsia="Times New Roman"/>
+          <w:b w:val="0"/>
+          <w:i w:val="0"/>
+          <w:sz w:val="21"/>
+          <w:u w:val="none"/>
+        </w:rPr>
+        <w:t xml:space="preserve">•   </w:t>
+      </w:r>
+      <w:r>
+        <w:rPr>
+          <w:rFonts w:ascii="Times New Roman" w:hAnsi="Times New Roman" w:eastAsia="Times New Roman"/>
+          <w:b w:val="0"/>
+          <w:i w:val="0"/>
+          <w:sz w:val="21"/>
+          <w:u w:val="none"/>
+        </w:rPr>
+        <w:t>Coordinated cross-functional stakeholders across R&amp;D, operations, and client services</w:t>
+      </w:r>
+    </w:p>
+    <w:p>
+      <w:pPr>
+        <w:spacing w:before="160" w:after="160" w:line="259" w:lineRule="auto"/>
+        <w:jc w:val="center"/>
+      </w:pPr>
+      <w:r>
+        <w:rPr>
+          <w:rFonts w:ascii="Times New Roman" w:hAnsi="Times New Roman" w:eastAsia="Times New Roman"/>
+          <w:b w:val="0"/>
+          <w:i w:val="0"/>
+          <w:color w:val="CCCCCC"/>
+          <w:sz w:val="16"/>
+          <w:u w:val="none"/>
+        </w:rPr>
+        <w:t>────────────────────────────────────────────────────────────</w:t>
+      </w:r>
+    </w:p>
+    <w:p>
+      <w:pPr>
+        <w:spacing w:before="240" w:after="80" w:line="259" w:lineRule="auto"/>
+      </w:pPr>
+      <w:r>
+        <w:rPr>
+          <w:rFonts w:ascii="Times New Roman" w:hAnsi="Times New Roman" w:eastAsia="Times New Roman"/>
+          <w:b/>
+          <w:i w:val="0"/>
+          <w:sz w:val="28"/>
+          <w:u w:val="none"/>
+        </w:rPr>
+        <w:t>Hertz RAC | Shanghai</w:t>
+      </w:r>
+    </w:p>
+    <w:p>
+      <w:pPr>
+        <w:spacing w:before="120" w:after="60" w:line="259" w:lineRule="auto"/>
+      </w:pPr>
+      <w:r>
+        <w:rPr>
+          <w:rFonts w:ascii="Times New Roman" w:hAnsi="Times New Roman" w:eastAsia="Times New Roman"/>
+          <w:b/>
+          <w:i w:val="0"/>
+          <w:sz w:val="21"/>
+          <w:u w:val="none"/>
+        </w:rPr>
+        <w:t>Customer Care Supervisor</w:t>
+      </w:r>
+      <w:r>
+        <w:rPr>
+          <w:rFonts w:ascii="Times New Roman" w:hAnsi="Times New Roman" w:eastAsia="Times New Roman"/>
+          <w:b w:val="0"/>
+          <w:i w:val="0"/>
+          <w:sz w:val="21"/>
+          <w:u w:val="none"/>
+        </w:rPr>
+        <w:t xml:space="preserve"> | Dec 2011 – Apr 2015 (3 years 5 months)</w:t>
+      </w:r>
+    </w:p>
+    <w:p>
+      <w:pPr>
+        <w:spacing w:before="60" w:after="40" w:line="259" w:lineRule="auto"/>
+      </w:pPr>
+      <w:r>
+        <w:rPr>
+          <w:rFonts w:ascii="Times New Roman" w:hAnsi="Times New Roman" w:eastAsia="Times New Roman"/>
+          <w:b w:val="0"/>
+          <w:i/>
+          <w:sz w:val="21"/>
+          <w:u w:val="none"/>
+        </w:rPr>
+        <w:t>Led customer service team during global merger and integration.</w:t>
+      </w:r>
+    </w:p>
+    <w:p>
+      <w:pPr>
+        <w:spacing w:before="20" w:after="20" w:line="259" w:lineRule="auto"/>
+        <w:ind w:left="283"/>
+      </w:pPr>
+      <w:r>
+        <w:rPr>
+          <w:rFonts w:ascii="Times New Roman" w:hAnsi="Times New Roman" w:eastAsia="Times New Roman"/>
+          <w:b w:val="0"/>
+          <w:i w:val="0"/>
+          <w:sz w:val="21"/>
+          <w:u w:val="none"/>
+        </w:rPr>
+        <w:t xml:space="preserve">•   </w:t>
+      </w:r>
+      <w:r>
+        <w:rPr>
+          <w:rFonts w:ascii="Times New Roman" w:hAnsi="Times New Roman" w:eastAsia="Times New Roman"/>
+          <w:b w:val="0"/>
+          <w:i w:val="0"/>
+          <w:sz w:val="21"/>
+          <w:u w:val="none"/>
+        </w:rPr>
+        <w:t>Developed global collaboration to create first standardized after-sales issue handbook</w:t>
+      </w:r>
+    </w:p>
+    <w:p>
+      <w:pPr>
+        <w:spacing w:before="20" w:after="20" w:line="259" w:lineRule="auto"/>
+        <w:ind w:left="283"/>
+      </w:pPr>
+      <w:r>
+        <w:rPr>
+          <w:rFonts w:ascii="Times New Roman" w:hAnsi="Times New Roman" w:eastAsia="Times New Roman"/>
+          <w:b w:val="0"/>
+          <w:i w:val="0"/>
+          <w:sz w:val="21"/>
+          <w:u w:val="none"/>
+        </w:rPr>
+        <w:t xml:space="preserve">•   </w:t>
+      </w:r>
+      <w:r>
+        <w:rPr>
+          <w:rFonts w:ascii="Times New Roman" w:hAnsi="Times New Roman" w:eastAsia="Times New Roman"/>
+          <w:b w:val="0"/>
+          <w:i w:val="0"/>
+          <w:sz w:val="21"/>
+          <w:u w:val="none"/>
+        </w:rPr>
+        <w:t>Led team function restructuring during M&amp;A: resource planning and KPI redesign</w:t>
+      </w:r>
+    </w:p>
+    <w:p>
+      <w:pPr>
+        <w:spacing w:before="20" w:after="20" w:line="259" w:lineRule="auto"/>
+        <w:ind w:left="283"/>
+      </w:pPr>
+      <w:r>
+        <w:rPr>
+          <w:rFonts w:ascii="Times New Roman" w:hAnsi="Times New Roman" w:eastAsia="Times New Roman"/>
+          <w:b w:val="0"/>
+          <w:i w:val="0"/>
+          <w:sz w:val="21"/>
+          <w:u w:val="none"/>
+        </w:rPr>
+        <w:t xml:space="preserve">•   </w:t>
+      </w:r>
+      <w:r>
+        <w:rPr>
+          <w:rFonts w:ascii="Times New Roman" w:hAnsi="Times New Roman" w:eastAsia="Times New Roman"/>
+          <w:b w:val="0"/>
+          <w:i w:val="0"/>
+          <w:sz w:val="21"/>
+          <w:u w:val="none"/>
+        </w:rPr>
+        <w:t>Established vendor scorecard and SLA analysis framework for supplier performance management</w:t>
       </w:r>
     </w:p>
     <w:p>
@@ -848,7 +937,7 @@
           <w:sz w:val="21"/>
           <w:u w:val="none"/>
         </w:rPr>
-        <w:t>University of Wollongong</w:t>
+        <w:t>Master of International Business</w:t>
       </w:r>
       <w:r>
         <w:rPr>
@@ -858,7 +947,7 @@
           <w:sz w:val="21"/>
           <w:u w:val="none"/>
         </w:rPr>
-        <w:t xml:space="preserve"> | Master of International Business | 2010 – 2011</w:t>
+        <w:t xml:space="preserve"> | University of Wollongong, Australia | Mar 2010 – Mar 2011</w:t>
         <w:br/>
       </w:r>
       <w:r>
@@ -869,7 +958,7 @@
           <w:sz w:val="21"/>
           <w:u w:val="none"/>
         </w:rPr>
-        <w:t>Central Queensland University</w:t>
+        <w:t>Bachelor of Accounting</w:t>
       </w:r>
       <w:r>
         <w:rPr>
@@ -879,7 +968,28 @@
           <w:sz w:val="21"/>
           <w:u w:val="none"/>
         </w:rPr>
-        <w:t xml:space="preserve"> | Bachelor of Accounting | 2008 – 2010</w:t>
+        <w:t xml:space="preserve"> | Central Queensland University, Australia | Mar 2008 – Feb 2010</w:t>
+        <w:br/>
+      </w:r>
+      <w:r>
+        <w:rPr>
+          <w:rFonts w:ascii="Times New Roman" w:hAnsi="Times New Roman" w:eastAsia="Times New Roman"/>
+          <w:b/>
+          <w:i w:val="0"/>
+          <w:sz w:val="21"/>
+          <w:u w:val="none"/>
+        </w:rPr>
+        <w:t>Bachelor of Economics</w:t>
+      </w:r>
+      <w:r>
+        <w:rPr>
+          <w:rFonts w:ascii="Times New Roman" w:hAnsi="Times New Roman" w:eastAsia="Times New Roman"/>
+          <w:b w:val="0"/>
+          <w:i w:val="0"/>
+          <w:sz w:val="21"/>
+          <w:u w:val="none"/>
+        </w:rPr>
+        <w:t xml:space="preserve"> | Jishou University, China | Sep 2004 – Mar 2008</w:t>
       </w:r>
     </w:p>
     <w:p>
@@ -916,7 +1026,8 @@
     </w:p>
     <w:p>
       <w:pPr>
-        <w:spacing w:before="120" w:after="60" w:line="259" w:lineRule="auto"/>
+        <w:spacing w:before="20" w:after="20" w:line="259" w:lineRule="auto"/>
+        <w:ind w:left="283"/>
       </w:pPr>
       <w:r>
         <w:rPr>
@@ -926,39 +1037,171 @@
           <w:sz w:val="21"/>
           <w:u w:val="none"/>
         </w:rPr>
-        <w:t>PMP (2017) · ITIL Foundation (2021) · Lean Six Sigma Yellow Belt (2015) · AI Application Engineer – Junior (MIIT) · Large Model Application Development Engineer (IITC, in progress)</w:t>
+        <w:t xml:space="preserve">•   </w:t>
+      </w:r>
+      <w:r>
+        <w:rPr>
+          <w:rFonts w:ascii="Times New Roman" w:hAnsi="Times New Roman" w:eastAsia="Times New Roman"/>
+          <w:b/>
+          <w:i w:val="0"/>
+          <w:sz w:val="21"/>
+          <w:u w:val="none"/>
+        </w:rPr>
+        <w:t>PMP</w:t>
+      </w:r>
+      <w:r>
+        <w:rPr>
+          <w:rFonts w:ascii="Times New Roman" w:hAnsi="Times New Roman" w:eastAsia="Times New Roman"/>
+          <w:b w:val="0"/>
+          <w:i w:val="0"/>
+          <w:sz w:val="21"/>
+          <w:u w:val="none"/>
+        </w:rPr>
+        <w:t xml:space="preserve"> (Project Management Professional) | Dec 2018</w:t>
       </w:r>
     </w:p>
     <w:p>
       <w:pPr>
-        <w:spacing w:before="160" w:after="160" w:line="259" w:lineRule="auto"/>
-        <w:jc w:val="center"/>
+        <w:spacing w:before="20" w:after="20" w:line="259" w:lineRule="auto"/>
+        <w:ind w:left="283"/>
       </w:pPr>
       <w:r>
         <w:rPr>
           <w:rFonts w:ascii="Times New Roman" w:hAnsi="Times New Roman" w:eastAsia="Times New Roman"/>
           <w:b w:val="0"/>
           <w:i w:val="0"/>
-          <w:color w:val="CCCCCC"/>
-          <w:sz w:val="16"/>
+          <w:sz w:val="21"/>
           <w:u w:val="none"/>
         </w:rPr>
-        <w:t>────────────────────────────────────────────────────────────</w:t>
+        <w:t xml:space="preserve">•   </w:t>
+      </w:r>
+      <w:r>
+        <w:rPr>
+          <w:rFonts w:ascii="Times New Roman" w:hAnsi="Times New Roman" w:eastAsia="Times New Roman"/>
+          <w:b/>
+          <w:i w:val="0"/>
+          <w:sz w:val="21"/>
+          <w:u w:val="none"/>
+        </w:rPr>
+        <w:t>ITIL Foundation</w:t>
+      </w:r>
+      <w:r>
+        <w:rPr>
+          <w:rFonts w:ascii="Times New Roman" w:hAnsi="Times New Roman" w:eastAsia="Times New Roman"/>
+          <w:b w:val="0"/>
+          <w:i w:val="0"/>
+          <w:sz w:val="21"/>
+          <w:u w:val="none"/>
+        </w:rPr>
+        <w:t xml:space="preserve"> | Dec 2021</w:t>
       </w:r>
     </w:p>
     <w:p>
       <w:pPr>
-        <w:spacing w:before="60" w:after="40" w:line="259" w:lineRule="auto"/>
+        <w:spacing w:before="20" w:after="20" w:line="259" w:lineRule="auto"/>
+        <w:ind w:left="283"/>
       </w:pPr>
       <w:r>
         <w:rPr>
           <w:rFonts w:ascii="Times New Roman" w:hAnsi="Times New Roman" w:eastAsia="Times New Roman"/>
           <w:b w:val="0"/>
-          <w:i/>
+          <w:i w:val="0"/>
           <w:sz w:val="21"/>
           <w:u w:val="none"/>
         </w:rPr>
-        <w:t>AI-First FinTech Resume v1.0 | 2026-05-18</w:t>
+        <w:t xml:space="preserve">•   </w:t>
+      </w:r>
+      <w:r>
+        <w:rPr>
+          <w:rFonts w:ascii="Times New Roman" w:hAnsi="Times New Roman" w:eastAsia="Times New Roman"/>
+          <w:b/>
+          <w:i w:val="0"/>
+          <w:sz w:val="21"/>
+          <w:u w:val="none"/>
+        </w:rPr>
+        <w:t>Lean Six Sigma Yellow Belt</w:t>
+      </w:r>
+      <w:r>
+        <w:rPr>
+          <w:rFonts w:ascii="Times New Roman" w:hAnsi="Times New Roman" w:eastAsia="Times New Roman"/>
+          <w:b w:val="0"/>
+          <w:i w:val="0"/>
+          <w:sz w:val="21"/>
+          <w:u w:val="none"/>
+        </w:rPr>
+        <w:t xml:space="preserve"> | Oct-Nov 2015</w:t>
+      </w:r>
+    </w:p>
+    <w:p>
+      <w:pPr>
+        <w:spacing w:before="20" w:after="20" w:line="259" w:lineRule="auto"/>
+        <w:ind w:left="283"/>
+      </w:pPr>
+      <w:r>
+        <w:rPr>
+          <w:rFonts w:ascii="Times New Roman" w:hAnsi="Times New Roman" w:eastAsia="Times New Roman"/>
+          <w:b w:val="0"/>
+          <w:i w:val="0"/>
+          <w:sz w:val="21"/>
+          <w:u w:val="none"/>
+        </w:rPr>
+        <w:t xml:space="preserve">•   </w:t>
+      </w:r>
+      <w:r>
+        <w:rPr>
+          <w:rFonts w:ascii="Times New Roman" w:hAnsi="Times New Roman" w:eastAsia="Times New Roman"/>
+          <w:b/>
+          <w:i w:val="0"/>
+          <w:sz w:val="21"/>
+          <w:u w:val="none"/>
+        </w:rPr>
+        <w:t>AI Application Engineer (Junior)</w:t>
+      </w:r>
+      <w:r>
+        <w:rPr>
+          <w:rFonts w:ascii="Times New Roman" w:hAnsi="Times New Roman" w:eastAsia="Times New Roman"/>
+          <w:b w:val="0"/>
+          <w:i w:val="0"/>
+          <w:sz w:val="21"/>
+          <w:u w:val="none"/>
+        </w:rPr>
+        <w:t xml:space="preserve"> | Ministry of Industry and Information Technology</w:t>
+      </w:r>
+    </w:p>
+    <w:p>
+      <w:pPr>
+        <w:spacing w:before="20" w:after="20" w:line="259" w:lineRule="auto"/>
+        <w:ind w:left="283"/>
+      </w:pPr>
+      <w:r>
+        <w:rPr>
+          <w:rFonts w:ascii="Times New Roman" w:hAnsi="Times New Roman" w:eastAsia="Times New Roman"/>
+          <w:b w:val="0"/>
+          <w:i w:val="0"/>
+          <w:sz w:val="21"/>
+          <w:u w:val="none"/>
+        </w:rPr>
+        <w:t xml:space="preserve">•   </w:t>
+      </w:r>
+      <w:r>
+        <w:rPr>
+          <w:rFonts w:ascii="Times New Roman" w:hAnsi="Times New Roman" w:eastAsia="Times New Roman"/>
+          <w:b/>
+          <w:i w:val="0"/>
+          <w:sz w:val="21"/>
+          <w:u w:val="none"/>
+        </w:rPr>
+        <w:t>Large Model Application Development Engineer</w:t>
+      </w:r>
+      <w:r>
+        <w:rPr>
+          <w:rFonts w:ascii="Times New Roman" w:hAnsi="Times New Roman" w:eastAsia="Times New Roman"/>
+          <w:b w:val="0"/>
+          <w:i w:val="0"/>
+          <w:sz w:val="21"/>
+          <w:u w:val="none"/>
+        </w:rPr>
+        <w:t xml:space="preserve"> (In Progress) | IITC, 2025-2026</w:t>
       </w:r>
     </w:p>
     <w:sectPr>

--- a/简历库/通用版/Olina_Liu_Shanghai_EN.docx
+++ b/简历库/通用版/Olina_Liu_Shanghai_EN.docx
@@ -90,7 +90,7 @@
           <w:sz w:val="21"/>
           <w:u w:val="none"/>
         </w:rPr>
-        <w:t>PMO Lead with extensive experience in portfolio governance and cross-border program delivery across finance, manufacturing, and life sciences. Proven cross-matrix influence across IT/Finance/Supply Chain/Commercial/Legal/Regulatory functions: secured HQ resources for minimal-share business, delivered China's first complete global-system rollout (100% adoption within 2 months), and consistently achieved top APAC portfolio ROI rankings across large-scale, multi-project programs. Strong background in compliance-driven environments (PIPL + GDPR dual compliance, zero audit incidents). Certified PMP and ITIL Foundation. Core capabilities include cross-functional governance, change management, vendor and contract management, data governance and compliance, and hybrid Agile-Waterfall methodology.</w:t>
+        <w:t>Seasoned Digital Transformation Program Manager specializing in cross-border IT delivery and portfolio governance, with a track record of driving efficiency optimization for a $50M+ project portfolio and achieving 3 consecutive years of top-ranked APAC ROI. Core capabilities span end-to-end delivery execution, portfolio-level governance, and resource efficiency — enabled by bi-directional matching between business requirements and technical capabilities, translating business language into technical solutions while scoping within existing frameworks to maximize reuse; leveraging AI/Agent tools to elevate project efficiency and securing outsized influence for small-share markets within a multinational matrix. Delivered among BPCE's first complete global-system rollouts, achieving high business adoption, with deployment approach adopted as global replicable template.</w:t>
       </w:r>
     </w:p>
     <w:p>
@@ -177,7 +177,7 @@
           <w:sz w:val="21"/>
           <w:u w:val="none"/>
         </w:rPr>
-        <w:t>Managed China IT delivery as the sole full-time PM, reporting to COO, with dual budget responsibility (P&amp;L and cash-out).</w:t>
+        <w:t>China IT project lead, orchestrating new-system rollout and digital transformation from the program management perspective. Reporting to COO.</w:t>
       </w:r>
     </w:p>
     <w:p>
@@ -203,27 +203,7 @@
           <w:sz w:val="21"/>
           <w:u w:val="none"/>
         </w:rPr>
-        <w:t xml:space="preserve">Led China's first complete rollout of global ONE Platform, achieving </w:t>
-      </w:r>
-      <w:r>
-        <w:rPr>
-          <w:rFonts w:ascii="Times New Roman" w:hAnsi="Times New Roman" w:eastAsia="Times New Roman"/>
-          <w:b/>
-          <w:i w:val="0"/>
-          <w:sz w:val="21"/>
-          <w:u w:val="none"/>
-        </w:rPr>
-        <w:t>100% business utilization within 2 months</w:t>
-      </w:r>
-      <w:r>
-        <w:rPr>
-          <w:rFonts w:ascii="Times New Roman" w:hAnsi="Times New Roman" w:eastAsia="Times New Roman"/>
-          <w:b w:val="0"/>
-          <w:i w:val="0"/>
-          <w:sz w:val="21"/>
-          <w:u w:val="none"/>
-        </w:rPr>
-        <w:t xml:space="preserve"> and becoming the first entity globally to achieve full system rollout</w:t>
+        <w:t>Built structured PM knowledge base with technology tools (AI/Agent) for project retrospectives, scenario analysis, and operational data review, institutionalized as a departmental knowledge asset; designed low-code project data hub covering requirements, testing, risks, changes, and milestones end-to-end, with ROI-driven demand prioritization</w:t>
       </w:r>
     </w:p>
     <w:p>
@@ -249,27 +229,7 @@
           <w:sz w:val="21"/>
           <w:u w:val="none"/>
         </w:rPr>
-        <w:t xml:space="preserve">China deployment model </w:t>
-      </w:r>
-      <w:r>
-        <w:rPr>
-          <w:rFonts w:ascii="Times New Roman" w:hAnsi="Times New Roman" w:eastAsia="Times New Roman"/>
-          <w:b/>
-          <w:i w:val="0"/>
-          <w:sz w:val="21"/>
-          <w:u w:val="none"/>
-        </w:rPr>
-        <w:t>adopted as global replicable template</w:t>
-      </w:r>
-      <w:r>
-        <w:rPr>
-          <w:rFonts w:ascii="Times New Roman" w:hAnsi="Times New Roman" w:eastAsia="Times New Roman"/>
-          <w:b w:val="0"/>
-          <w:i w:val="0"/>
-          <w:sz w:val="21"/>
-          <w:u w:val="none"/>
-        </w:rPr>
-        <w:t>, securing second-phase HQ resource commitment; drove 70% operational cost reduction roadmap</w:t>
+        <w:t>Positioned China's requirements as HQ KPI accelerator through business case advocacy, securing engineering resources and second-phase funding for a small-share entity; delivered 3 core systems among the first complete global rollouts — achieved high business utilization through cross-functional stakeholder alignment, no major defects, and deployment approach adopted as global replicable template</w:t>
       </w:r>
     </w:p>
     <w:p>
@@ -295,27 +255,7 @@
           <w:sz w:val="21"/>
           <w:u w:val="none"/>
         </w:rPr>
-        <w:t xml:space="preserve">Delivered PIPL compliance workstream with local legal counsel and HQ data protection teams, maintaining </w:t>
-      </w:r>
-      <w:r>
-        <w:rPr>
-          <w:rFonts w:ascii="Times New Roman" w:hAnsi="Times New Roman" w:eastAsia="Times New Roman"/>
-          <w:b/>
-          <w:i w:val="0"/>
-          <w:sz w:val="21"/>
-          <w:u w:val="none"/>
-        </w:rPr>
-        <w:t>zero compliance violations</w:t>
-      </w:r>
-      <w:r>
-        <w:rPr>
-          <w:rFonts w:ascii="Times New Roman" w:hAnsi="Times New Roman" w:eastAsia="Times New Roman"/>
-          <w:b w:val="0"/>
-          <w:i w:val="0"/>
-          <w:sz w:val="21"/>
-          <w:u w:val="none"/>
-        </w:rPr>
-        <w:t xml:space="preserve"> in China's regulated banking environment (3+ years)</w:t>
+        <w:t>Owned dual-dimension IT budget governance (P&amp;L + cash-out tracking), quantifying build-cost vs. business-benefit trade-offs to inform HQ resource prioritization decisions</w:t>
       </w:r>
     </w:p>
     <w:p>
@@ -341,34 +281,7 @@
           <w:sz w:val="21"/>
           <w:u w:val="none"/>
         </w:rPr>
-        <w:t xml:space="preserve">Built structured PM knowledge base and applied knowledge-based AI frameworks across project lifecycle, driving </w:t>
-      </w:r>
-      <w:r>
-        <w:rPr>
-          <w:rFonts w:ascii="Times New Roman" w:hAnsi="Times New Roman" w:eastAsia="Times New Roman"/>
-          <w:b/>
-          <w:i w:val="0"/>
-          <w:sz w:val="21"/>
-          <w:u w:val="none"/>
-        </w:rPr>
-        <w:t>20-25% efficiency improvement</w:t>
-      </w:r>
-    </w:p>
-    <w:p>
-      <w:pPr>
-        <w:spacing w:before="160" w:after="160" w:line="259" w:lineRule="auto"/>
-        <w:jc w:val="center"/>
-      </w:pPr>
-      <w:r>
-        <w:rPr>
-          <w:rFonts w:ascii="Times New Roman" w:hAnsi="Times New Roman" w:eastAsia="Times New Roman"/>
-          <w:b w:val="0"/>
-          <w:i w:val="0"/>
-          <w:color w:val="CCCCCC"/>
-          <w:sz w:val="16"/>
-          <w:u w:val="none"/>
-        </w:rPr>
-        <w:t>────────────────────────────────────────────────────────────</w:t>
+        <w:t>Represented China in global IT governance, ensuring the small-share market maintained outsized weight in HQ technology roadmap decisions; leveraged system rollout to drive operational standardization — correcting data quality issues and non-standard offline practices through system-enforced logic, embedding compliance requirements into business processes</w:t>
       </w:r>
     </w:p>
     <w:p>
@@ -423,22 +336,23 @@
           <w:sz w:val="21"/>
           <w:u w:val="none"/>
         </w:rPr>
-        <w:t>Managed $50M+ IT delivery portfolio across Greater China (Mainland, Hong Kong, Taiwan), overseeing 15+ concurrent projects.</w:t>
+        <w:t>Governed $50M+ IT delivery portfolio efficiency and resource consolidation across Greater China, overseeing two major KA accounts and several mid-sized clients.</w:t>
       </w:r>
     </w:p>
     <w:p>
       <w:pPr>
-        <w:spacing w:before="60" w:after="40" w:line="259" w:lineRule="auto"/>
+        <w:spacing w:before="20" w:after="20" w:line="259" w:lineRule="auto"/>
+        <w:ind w:left="283"/>
       </w:pPr>
       <w:r>
         <w:rPr>
           <w:rFonts w:ascii="Times New Roman" w:hAnsi="Times New Roman" w:eastAsia="Times New Roman"/>
-          <w:b/>
+          <w:b w:val="0"/>
           <w:i w:val="0"/>
           <w:sz w:val="21"/>
           <w:u w:val="none"/>
         </w:rPr>
-        <w:t>Portfolio &amp; Resource Governance:</w:t>
+        <w:t xml:space="preserve">•   </w:t>
       </w:r>
       <w:r>
         <w:rPr>
@@ -448,18 +362,23 @@
           <w:sz w:val="21"/>
           <w:u w:val="none"/>
         </w:rPr>
-        <w:br/>
-        <w:t xml:space="preserve">- Optimized resource allocation across 15+ parallel projects, achieving </w:t>
+        <w:t>Governed resource allocation across two major KA accounts and mid-sized client portfolios, achieving 3 consecutive years (2019–2021) of top-ranked APAC portfolio ROI through cross-customer requirement consolidation and engineering capacity optimization</w:t>
       </w:r>
+    </w:p>
+    <w:p>
+      <w:pPr>
+        <w:spacing w:before="20" w:after="20" w:line="259" w:lineRule="auto"/>
+        <w:ind w:left="283"/>
+      </w:pPr>
       <w:r>
         <w:rPr>
           <w:rFonts w:ascii="Times New Roman" w:hAnsi="Times New Roman" w:eastAsia="Times New Roman"/>
-          <w:b/>
+          <w:b w:val="0"/>
           <w:i w:val="0"/>
           <w:sz w:val="21"/>
           <w:u w:val="none"/>
         </w:rPr>
-        <w:t>3 consecutive years (2019-2021) of ROI ranking #1 in APAC</w:t>
+        <w:t xml:space="preserve">•   </w:t>
       </w:r>
       <w:r>
         <w:rPr>
@@ -469,25 +388,23 @@
           <w:sz w:val="21"/>
           <w:u w:val="none"/>
         </w:rPr>
-        <w:br/>
-        <w:t>- Applied data-driven analytics to consolidate cross-customer requirements and optimize engineering capacity utilization</w:t>
-        <w:br/>
-        <w:t>- Established cross-functional communication channels between sales, operations, and development teams</w:t>
+        <w:t>Led EPM system rollout in China without additional headcount, achieving 95% user adoption within 3 months and no major data migration incidents; led Yum! East China business transformation (5% warehouse cost savings, 20% labor reduction, playbook replicated to 3 additional accounts)</w:t>
       </w:r>
     </w:p>
     <w:p>
       <w:pPr>
-        <w:spacing w:before="60" w:after="40" w:line="259" w:lineRule="auto"/>
+        <w:spacing w:before="20" w:after="20" w:line="259" w:lineRule="auto"/>
+        <w:ind w:left="283"/>
       </w:pPr>
       <w:r>
         <w:rPr>
           <w:rFonts w:ascii="Times New Roman" w:hAnsi="Times New Roman" w:eastAsia="Times New Roman"/>
-          <w:b/>
+          <w:b w:val="0"/>
           <w:i w:val="0"/>
           <w:sz w:val="21"/>
           <w:u w:val="none"/>
         </w:rPr>
-        <w:t>Supply Chain &amp; Cost Optimization:</w:t>
+        <w:t xml:space="preserve">•   </w:t>
       </w:r>
       <w:r>
         <w:rPr>
@@ -497,117 +414,7 @@
           <w:sz w:val="21"/>
           <w:u w:val="none"/>
         </w:rPr>
-        <w:br/>
-        <w:t xml:space="preserve">- Led Yum! (KFC/Pizza Hut) East China business transformation, delivering </w:t>
-      </w:r>
-      <w:r>
-        <w:rPr>
-          <w:rFonts w:ascii="Times New Roman" w:hAnsi="Times New Roman" w:eastAsia="Times New Roman"/>
-          <w:b/>
-          <w:i w:val="0"/>
-          <w:sz w:val="21"/>
-          <w:u w:val="none"/>
-        </w:rPr>
-        <w:t>5% spare parts warehouse cost savings</w:t>
-      </w:r>
-      <w:r>
-        <w:rPr>
-          <w:rFonts w:ascii="Times New Roman" w:hAnsi="Times New Roman" w:eastAsia="Times New Roman"/>
-          <w:b w:val="0"/>
-          <w:i w:val="0"/>
-          <w:sz w:val="21"/>
-          <w:u w:val="none"/>
-        </w:rPr>
-        <w:t xml:space="preserve"> and </w:t>
-      </w:r>
-      <w:r>
-        <w:rPr>
-          <w:rFonts w:ascii="Times New Roman" w:hAnsi="Times New Roman" w:eastAsia="Times New Roman"/>
-          <w:b/>
-          <w:i w:val="0"/>
-          <w:sz w:val="21"/>
-          <w:u w:val="none"/>
-        </w:rPr>
-        <w:t>20% labor cost reduction</w:t>
-      </w:r>
-      <w:r>
-        <w:rPr>
-          <w:rFonts w:ascii="Times New Roman" w:hAnsi="Times New Roman" w:eastAsia="Times New Roman"/>
-          <w:b w:val="0"/>
-          <w:i w:val="0"/>
-          <w:sz w:val="21"/>
-          <w:u w:val="none"/>
-        </w:rPr>
-        <w:br/>
-        <w:t>- Developed and executed vendor scorecard and SLA analysis framework to improve service delivery quality</w:t>
-        <w:br/>
-        <w:t>- Transformation framework replicated to 3 additional accounts</w:t>
-      </w:r>
-    </w:p>
-    <w:p>
-      <w:pPr>
-        <w:spacing w:before="60" w:after="40" w:line="259" w:lineRule="auto"/>
-      </w:pPr>
-      <w:r>
-        <w:rPr>
-          <w:rFonts w:ascii="Times New Roman" w:hAnsi="Times New Roman" w:eastAsia="Times New Roman"/>
-          <w:b/>
-          <w:i w:val="0"/>
-          <w:sz w:val="21"/>
-          <w:u w:val="none"/>
-        </w:rPr>
-        <w:t>System Rollout &amp; Process Standardization:</w:t>
-      </w:r>
-      <w:r>
-        <w:rPr>
-          <w:rFonts w:ascii="Times New Roman" w:hAnsi="Times New Roman" w:eastAsia="Times New Roman"/>
-          <w:b w:val="0"/>
-          <w:i w:val="0"/>
-          <w:sz w:val="21"/>
-          <w:u w:val="none"/>
-        </w:rPr>
-        <w:br/>
-        <w:t xml:space="preserve">- Led EPM (Enterprise Project Management) system rollout in China: delivered 30% manpower resource savings, zero data migration incidents, and </w:t>
-      </w:r>
-      <w:r>
-        <w:rPr>
-          <w:rFonts w:ascii="Times New Roman" w:hAnsi="Times New Roman" w:eastAsia="Times New Roman"/>
-          <w:b/>
-          <w:i w:val="0"/>
-          <w:sz w:val="21"/>
-          <w:u w:val="none"/>
-        </w:rPr>
-        <w:t>95% user adoption within 3 months</w:t>
-      </w:r>
-      <w:r>
-        <w:rPr>
-          <w:rFonts w:ascii="Times New Roman" w:hAnsi="Times New Roman" w:eastAsia="Times New Roman"/>
-          <w:b w:val="0"/>
-          <w:i w:val="0"/>
-          <w:sz w:val="21"/>
-          <w:u w:val="none"/>
-        </w:rPr>
-        <w:br/>
-        <w:t>- Established standardization frameworks using Lean Six Sigma Yellow Belt methodology for problem-solving</w:t>
-        <w:br/>
-        <w:t>- 20+ production releases with zero critical deployment failures; 3-year audit period with zero financial compliance incidents</w:t>
-      </w:r>
-    </w:p>
-    <w:p>
-      <w:pPr>
-        <w:spacing w:before="160" w:after="160" w:line="259" w:lineRule="auto"/>
-        <w:jc w:val="center"/>
-      </w:pPr>
-      <w:r>
-        <w:rPr>
-          <w:rFonts w:ascii="Times New Roman" w:hAnsi="Times New Roman" w:eastAsia="Times New Roman"/>
-          <w:b w:val="0"/>
-          <w:i w:val="0"/>
-          <w:color w:val="CCCCCC"/>
-          <w:sz w:val="16"/>
-          <w:u w:val="none"/>
-        </w:rPr>
-        <w:t>────────────────────────────────────────────────────────────</w:t>
+        <w:t>Maintained 20+ production releases with no major deployment failures and 3-year audit period with no major financial compliance incidents; served as cross-portfolio expert in RFP and QBR forums</w:t>
       </w:r>
     </w:p>
     <w:p>
@@ -647,7 +454,7 @@
           <w:sz w:val="21"/>
           <w:u w:val="none"/>
         </w:rPr>
-        <w:t xml:space="preserve"> | May 2015 – Aug 2016 (1 year 3 months)</w:t>
+        <w:t xml:space="preserve"> | May 2015 – Aug 2016</w:t>
       </w:r>
     </w:p>
     <w:p>
@@ -662,102 +469,7 @@
           <w:sz w:val="21"/>
           <w:u w:val="none"/>
         </w:rPr>
-        <w:t>Managed cross-functional projects balancing laboratory data sharing requirements with IP protection standards.</w:t>
-      </w:r>
-    </w:p>
-    <w:p>
-      <w:pPr>
-        <w:spacing w:before="20" w:after="20" w:line="259" w:lineRule="auto"/>
-        <w:ind w:left="283"/>
-      </w:pPr>
-      <w:r>
-        <w:rPr>
-          <w:rFonts w:ascii="Times New Roman" w:hAnsi="Times New Roman" w:eastAsia="Times New Roman"/>
-          <w:b w:val="0"/>
-          <w:i w:val="0"/>
-          <w:sz w:val="21"/>
-          <w:u w:val="none"/>
-        </w:rPr>
-        <w:t xml:space="preserve">•   </w:t>
-      </w:r>
-      <w:r>
-        <w:rPr>
-          <w:rFonts w:ascii="Times New Roman" w:hAnsi="Times New Roman" w:eastAsia="Times New Roman"/>
-          <w:b w:val="0"/>
-          <w:i w:val="0"/>
-          <w:sz w:val="21"/>
-          <w:u w:val="none"/>
-        </w:rPr>
-        <w:t>Integrated multi-lab progress tracking and established timely feedback mechanisms between business units and clients</w:t>
-      </w:r>
-    </w:p>
-    <w:p>
-      <w:pPr>
-        <w:spacing w:before="20" w:after="20" w:line="259" w:lineRule="auto"/>
-        <w:ind w:left="283"/>
-      </w:pPr>
-      <w:r>
-        <w:rPr>
-          <w:rFonts w:ascii="Times New Roman" w:hAnsi="Times New Roman" w:eastAsia="Times New Roman"/>
-          <w:b w:val="0"/>
-          <w:i w:val="0"/>
-          <w:sz w:val="21"/>
-          <w:u w:val="none"/>
-        </w:rPr>
-        <w:t xml:space="preserve">•   </w:t>
-      </w:r>
-      <w:r>
-        <w:rPr>
-          <w:rFonts w:ascii="Times New Roman" w:hAnsi="Times New Roman" w:eastAsia="Times New Roman"/>
-          <w:b w:val="0"/>
-          <w:i w:val="0"/>
-          <w:sz w:val="21"/>
-          <w:u w:val="none"/>
-        </w:rPr>
-        <w:t>Built Lean Six Sigma Yellow Belt project framework for structured problem-solving</w:t>
-      </w:r>
-    </w:p>
-    <w:p>
-      <w:pPr>
-        <w:spacing w:before="20" w:after="20" w:line="259" w:lineRule="auto"/>
-        <w:ind w:left="283"/>
-      </w:pPr>
-      <w:r>
-        <w:rPr>
-          <w:rFonts w:ascii="Times New Roman" w:hAnsi="Times New Roman" w:eastAsia="Times New Roman"/>
-          <w:b w:val="0"/>
-          <w:i w:val="0"/>
-          <w:sz w:val="21"/>
-          <w:u w:val="none"/>
-        </w:rPr>
-        <w:t xml:space="preserve">•   </w:t>
-      </w:r>
-      <w:r>
-        <w:rPr>
-          <w:rFonts w:ascii="Times New Roman" w:hAnsi="Times New Roman" w:eastAsia="Times New Roman"/>
-          <w:b w:val="0"/>
-          <w:i w:val="0"/>
-          <w:sz w:val="21"/>
-          <w:u w:val="none"/>
-        </w:rPr>
-        <w:t>Coordinated cross-functional stakeholders across R&amp;D, operations, and client services</w:t>
-      </w:r>
-    </w:p>
-    <w:p>
-      <w:pPr>
-        <w:spacing w:before="160" w:after="160" w:line="259" w:lineRule="auto"/>
-        <w:jc w:val="center"/>
-      </w:pPr>
-      <w:r>
-        <w:rPr>
-          <w:rFonts w:ascii="Times New Roman" w:hAnsi="Times New Roman" w:eastAsia="Times New Roman"/>
-          <w:b w:val="0"/>
-          <w:i w:val="0"/>
-          <w:color w:val="CCCCCC"/>
-          <w:sz w:val="16"/>
-          <w:u w:val="none"/>
-        </w:rPr>
-        <w:t>────────────────────────────────────────────────────────────</w:t>
+        <w:t>Managed cross-functional projects balancing laboratory data sharing with IP protection standards; established Lean Six Sigma problem-solving framework.</w:t>
       </w:r>
     </w:p>
     <w:p>
@@ -797,7 +509,7 @@
           <w:sz w:val="21"/>
           <w:u w:val="none"/>
         </w:rPr>
-        <w:t xml:space="preserve"> | Dec 2011 – Apr 2015 (3 years 5 months)</w:t>
+        <w:t xml:space="preserve"> | Dec 2011 – Apr 2015</w:t>
       </w:r>
     </w:p>
     <w:p>
@@ -812,85 +524,7 @@
           <w:sz w:val="21"/>
           <w:u w:val="none"/>
         </w:rPr>
-        <w:t>Led customer service team during global merger and integration.</w:t>
-      </w:r>
-    </w:p>
-    <w:p>
-      <w:pPr>
-        <w:spacing w:before="20" w:after="20" w:line="259" w:lineRule="auto"/>
-        <w:ind w:left="283"/>
-      </w:pPr>
-      <w:r>
-        <w:rPr>
-          <w:rFonts w:ascii="Times New Roman" w:hAnsi="Times New Roman" w:eastAsia="Times New Roman"/>
-          <w:b w:val="0"/>
-          <w:i w:val="0"/>
-          <w:sz w:val="21"/>
-          <w:u w:val="none"/>
-        </w:rPr>
-        <w:t xml:space="preserve">•   </w:t>
-      </w:r>
-      <w:r>
-        <w:rPr>
-          <w:rFonts w:ascii="Times New Roman" w:hAnsi="Times New Roman" w:eastAsia="Times New Roman"/>
-          <w:b w:val="0"/>
-          <w:i w:val="0"/>
-          <w:sz w:val="21"/>
-          <w:u w:val="none"/>
-        </w:rPr>
-        <w:t>Developed global collaboration to create first standardized after-sales issue handbook</w:t>
-      </w:r>
-    </w:p>
-    <w:p>
-      <w:pPr>
-        <w:spacing w:before="20" w:after="20" w:line="259" w:lineRule="auto"/>
-        <w:ind w:left="283"/>
-      </w:pPr>
-      <w:r>
-        <w:rPr>
-          <w:rFonts w:ascii="Times New Roman" w:hAnsi="Times New Roman" w:eastAsia="Times New Roman"/>
-          <w:b w:val="0"/>
-          <w:i w:val="0"/>
-          <w:sz w:val="21"/>
-          <w:u w:val="none"/>
-        </w:rPr>
-        <w:t xml:space="preserve">•   </w:t>
-      </w:r>
-      <w:r>
-        <w:rPr>
-          <w:rFonts w:ascii="Times New Roman" w:hAnsi="Times New Roman" w:eastAsia="Times New Roman"/>
-          <w:b w:val="0"/>
-          <w:i w:val="0"/>
-          <w:sz w:val="21"/>
-          <w:u w:val="none"/>
-        </w:rPr>
-        <w:t>Led team function restructuring during M&amp;A: resource planning and KPI redesign</w:t>
-      </w:r>
-    </w:p>
-    <w:p>
-      <w:pPr>
-        <w:spacing w:before="20" w:after="20" w:line="259" w:lineRule="auto"/>
-        <w:ind w:left="283"/>
-      </w:pPr>
-      <w:r>
-        <w:rPr>
-          <w:rFonts w:ascii="Times New Roman" w:hAnsi="Times New Roman" w:eastAsia="Times New Roman"/>
-          <w:b w:val="0"/>
-          <w:i w:val="0"/>
-          <w:sz w:val="21"/>
-          <w:u w:val="none"/>
-        </w:rPr>
-        <w:t xml:space="preserve">•   </w:t>
-      </w:r>
-      <w:r>
-        <w:rPr>
-          <w:rFonts w:ascii="Times New Roman" w:hAnsi="Times New Roman" w:eastAsia="Times New Roman"/>
-          <w:b w:val="0"/>
-          <w:i w:val="0"/>
-          <w:sz w:val="21"/>
-          <w:u w:val="none"/>
-        </w:rPr>
-        <w:t>Established vendor scorecard and SLA analysis framework for supplier performance management</w:t>
+        <w:t>Led customer service team during global restructuring. Developed first standardized after-sales issue handbook through global collaboration; established vendor scorecard and SLA analysis framework.</w:t>
       </w:r>
     </w:p>
     <w:p>
@@ -1129,43 +763,7 @@
           <w:sz w:val="21"/>
           <w:u w:val="none"/>
         </w:rPr>
-        <w:t xml:space="preserve"> | Oct-Nov 2015</w:t>
-      </w:r>
-    </w:p>
-    <w:p>
-      <w:pPr>
-        <w:spacing w:before="20" w:after="20" w:line="259" w:lineRule="auto"/>
-        <w:ind w:left="283"/>
-      </w:pPr>
-      <w:r>
-        <w:rPr>
-          <w:rFonts w:ascii="Times New Roman" w:hAnsi="Times New Roman" w:eastAsia="Times New Roman"/>
-          <w:b w:val="0"/>
-          <w:i w:val="0"/>
-          <w:sz w:val="21"/>
-          <w:u w:val="none"/>
-        </w:rPr>
-        <w:t xml:space="preserve">•   </w:t>
-      </w:r>
-      <w:r>
-        <w:rPr>
-          <w:rFonts w:ascii="Times New Roman" w:hAnsi="Times New Roman" w:eastAsia="Times New Roman"/>
-          <w:b/>
-          <w:i w:val="0"/>
-          <w:sz w:val="21"/>
-          <w:u w:val="none"/>
-        </w:rPr>
-        <w:t>AI Application Engineer (Junior)</w:t>
-      </w:r>
-      <w:r>
-        <w:rPr>
-          <w:rFonts w:ascii="Times New Roman" w:hAnsi="Times New Roman" w:eastAsia="Times New Roman"/>
-          <w:b w:val="0"/>
-          <w:i w:val="0"/>
-          <w:sz w:val="21"/>
-          <w:u w:val="none"/>
-        </w:rPr>
-        <w:t xml:space="preserve"> | Ministry of Industry and Information Technology</w:t>
+        <w:t xml:space="preserve"> | Oct–Nov 2015</w:t>
       </w:r>
     </w:p>
     <w:p>
@@ -1201,7 +799,7 @@
           <w:sz w:val="21"/>
           <w:u w:val="none"/>
         </w:rPr>
-        <w:t xml:space="preserve"> (In Progress) | IITC, 2025-2026</w:t>
+        <w:t xml:space="preserve"> | IITC</w:t>
       </w:r>
     </w:p>
     <w:sectPr>
